--- a/docs/book/Word/Chapter14/How_the_Brain_Learns_Chapter_14_Implications_for_Learning_Work_and_Technology.docx
+++ b/docs/book/Word/Chapter14/How_the_Brain_Learns_Chapter_14_Implications_for_Learning_Work_and_Technology.docx
@@ -329,7 +329,7 @@
         <w:pStyle w:val="BodyText"/>
       </w:pPr>
       <w:r>
-        <w:t xml:space="preserve">The previous chapters described a brain built under constraints. It learns slowly and finishes the job offline, in sleep. It learns most from errors in its predictions, and from other people. It runs on a fixed budget of energy and attention, turns repeated rewarded actions into habits, and reorganizes itself around the tools it uses. Chapter 13 ended by noting that these constraints do not disappear when the brain is put to work in classrooms, in offices, and in front of screens. This chapter asks what they imply.</w:t>
+        <w:t xml:space="preserve">The previous chapters described a brain built under constraints. It learns slowly and finishes the job offline, in sleep. It learns most from errors in its predictions, and from other people. It runs on a fixed budget of energy and attention, turns repeated rewarded actions into habits, and reorganizes itself around the tools it uses. This chapter asks what those constraints imply for classrooms, offices, and screens.</w:t>
       </w:r>
     </w:p>
     <w:p>
@@ -367,7 +367,7 @@
         <w:t xml:space="preserve"> </w:t>
       </w:r>
       <w:r>
-        <w:t xml:space="preserve">A fact about synapses does not become a lesson plan without passing through experiments on how people actually learn and work, and the evidence that matters most in this chapter is of that kind. The second warning is that claims sold as</w:t>
+        <w:t xml:space="preserve">The evidence that matters most in this chapter is of that kind. The second warning is that claims sold as</w:t>
       </w:r>
       <w:r>
         <w:t xml:space="preserve"> </w:t>
@@ -683,7 +683,7 @@
         <w:pStyle w:val="FirstParagraph"/>
       </w:pPr>
       <w:r>
-        <w:t xml:space="preserve">Chapter 5 described the forgetting curve and three things that slow it, retrieval, spacing, and sleep, and Chapter 9 described how mixing practice makes it look worse while making it work better. The question for schools is whether laboratory effects of this kind survive in real classrooms, with real curricula and months between lesson and test.</w:t>
+        <w:t xml:space="preserve">Chapter 5 described the forgetting curve and how spaced retrieval and sleep slow it, and Chapter 9 described how mixing practice makes it look worse while making it work better. The question for schools is whether laboratory effects of this kind survive in real classrooms, with real curricula and months between lesson and test.</w:t>
       </w:r>
     </w:p>
     <w:p>
@@ -763,7 +763,7 @@
         <w:pStyle w:val="BodyText"/>
       </w:pPr>
       <w:r>
-        <w:t xml:space="preserve">Figure 14.3 shows why a gap can be too short or too long in a simple model. A review that comes while the memory is still fresh adds little, because there is little to relearn. One that comes after the memory has faded, but before it is lost, forces an effortful retrieval and strengthens the memory most, much as Chapter 12’s prediction errors drive learning hardest when expectation and outcome differ. One that comes too late finds nothing to retrieve and must start again. The model captures the shape of Cepeda’s results but not their values, and real memories are more complicated, but the principle is the one a school calendar can use: a topic that must be remembered for years should come back months later, not only in next week’s review.</w:t>
+        <w:t xml:space="preserve">Figure 14.3 shows why a gap can be too short or too long in a simple model. A review that comes while the memory is still fresh adds little, because there is little to relearn. One that comes after the memory has faded, but before it is lost, forces an effortful retrieval and strengthens the memory most. One that comes too late finds nothing to retrieve and must start again. The model captures the shape of Cepeda’s results but not their values, and real memories are more complicated, but the principle is the one a school calendar can use: a topic that must be remembered for years should come back months later, not only in next week’s review.</w:t>
       </w:r>
     </w:p>
     <w:p>
@@ -1052,7 +1052,7 @@
         <w:pStyle w:val="FirstParagraph"/>
       </w:pPr>
       <w:r>
-        <w:t xml:space="preserve">Chapter 5 described how sleep consolidates what was learned during the day, replaying it and moving it from the hippocampus toward the cortex. A school that wants its lessons remembered therefore has an interest in its students’ sleep, and the timing of the school day works against it in adolescence. Around puberty the biological timing of sleep shifts later: in a small laboratory study by Mary Carskadon and her colleagues, the nightly secretion of melatonin, the hormone that signals biological night, ended later in older and more mature children, and later work found that sleep pressure also builds more slowly across the day in older adolescents.</w:t>
+        <w:t xml:space="preserve">Chapter 5 described how sleep consolidates what was learned during the day. A school that wants its lessons remembered therefore has an interest in its students’ sleep, and the timing of the school day works against it in adolescence. Around puberty the biological timing of sleep shifts later: in a small laboratory study by Mary Carskadon and her colleagues, the nightly secretion of melatonin, the hormone that signals biological night, ended later in older and more mature children, and later work found that sleep pressure also builds more slowly across the day in older adolescents.</w:t>
       </w:r>
       <w:r>
         <w:rPr>
@@ -1155,7 +1155,7 @@
         <w:t xml:space="preserve"> </w:t>
       </w:r>
       <w:r>
-        <w:t xml:space="preserve">Attention is the means by which that capacity is allotted, and the most robust finding about it is also the least dramatic. When people switch between two simple tasks, they respond more slowly and make more errors on the first trial after each switch. Robert Rogers and Stephen Monsell showed that warning people of the switch in advance reduces this cost but does not eliminate it, even with more than a second to prepare.</w:t>
+        <w:t xml:space="preserve">Attention, which Chapter 6 proposed may be the weighting of evidence by its reliability, is also the means by which that capacity is allotted, and the most robust finding about it is also the least dramatic. When people switch between two simple tasks, they respond more slowly and make more errors on the first trial after each switch. Robert Rogers and Stephen Monsell showed that warning people of the switch in advance reduces this cost but does not eliminate it, even with more than a second to prepare.</w:t>
       </w:r>
       <w:r>
         <w:rPr>
@@ -1359,7 +1359,7 @@
         <w:pStyle w:val="BodyText"/>
       </w:pPr>
       <w:r>
-        <w:t xml:space="preserve">The evidence supports a narrower conclusion. Sustained demanding work over many hours does shift people toward easier and quicker options, but the dramatic short-term effects once attributed to depleted willpower are not reliable. Breaks, sleep, and limits on the length of the most demanding work are supported by what is known; elaborate theories of a fuel that runs out between one task and the next are not.</w:t>
+        <w:t xml:space="preserve">The evidence supports a narrower conclusion. Breaks, sleep, and limits on the length of the most demanding work are supported by what is known; elaborate theories of a fuel that runs out between one task and the next are not.</w:t>
       </w:r>
     </w:p>
     <w:bookmarkEnd w:id="80"/>
@@ -1848,7 +1848,7 @@
         <w:pStyle w:val="FirstParagraph"/>
       </w:pPr>
       <w:r>
-        <w:t xml:space="preserve">Chapter 3 described how dopamine neurons teach the brain which actions pay off, and Chapter 9 how repeated rewarded actions become habits cued by context. Chapter 13 described supernormal stimuli, objects that trigger an instinct more strongly than anything in the world it evolved in. All three ideas have been applied, sometimes loosely, to the devices and services that now take up much of the waking day. Björn Lindström, David Amodio, and their colleagues analyzed more than a million posts on Instagram and three online forums and found that people spaced their posts in the way a reward-learning model predicts, posting more often when posts had recently earned more</w:t>
+        <w:t xml:space="preserve">The dopamine teaching signal of Chapter 3, the context-cued habits of Chapter 9, and the supernormal stimuli of Chapter 13 have all been applied, sometimes loosely, to the devices and services that now take up much of the waking day. Björn Lindström, David Amodio, and their colleagues analyzed more than a million posts on Instagram and three online forums and found that people spaced their posts in the way a reward-learning model predicts, posting more often when posts had recently earned more</w:t>
       </w:r>
       <w:r>
         <w:t xml:space="preserve"> </w:t>
@@ -2154,15 +2154,15 @@
         <w:pStyle w:val="BodyText"/>
       </w:pPr>
       <w:r>
-        <w:t xml:space="preserve">First, a system meant to teach should make the learner do the work. The evidence of this chapter is consistent: retrieval, spacing, errors that are corrected, and effortful practice build memory, and a tool that supplies answers removes all four. Bastani’s unrestricted chatbot raised scores in practice and lowered them on the exam; Kestin’s tutor, which guided students through each step, did the opposite. Tutors that ask before they tell, and that bring material back after an interval, are applying what Chapters 5, 9, and 12 described.</w:t>
-      </w:r>
-    </w:p>
-    <w:p>
-      <w:pPr>
-        <w:pStyle w:val="BodyText"/>
-      </w:pPr>
-      <w:r>
-        <w:t xml:space="preserve">Second, automation should leave its users practiced. Bainbridge’s last irony was that the most reliable systems need the most training for the people who must take over when they fail. Aviation answers it with simulators; other fields that adopt AI may need to hand routine cases back to people on purpose, so that the skill is not lost before the hard case arrives.</w:t>
+        <w:t xml:space="preserve">First, a system meant to teach should make the learner do the work. The evidence of this chapter is consistent: retrieval, spacing, errors that are corrected, and effortful practice build memory, and a tool that supplies answers removes all four. Tutors that ask before they tell, and that bring material back after an interval, are applying what Chapters 5, 9, and 12 described.</w:t>
+      </w:r>
+    </w:p>
+    <w:p>
+      <w:pPr>
+        <w:pStyle w:val="BodyText"/>
+      </w:pPr>
+      <w:r>
+        <w:t xml:space="preserve">Second, automation should leave its users practiced, as Bainbridge’s last irony warns. Aviation answers it with simulators; other fields that adopt AI may need to hand routine cases back to people on purpose, so that the skill is not lost before the hard case arrives.</w:t>
       </w:r>
     </w:p>
     <w:p>
@@ -2198,7 +2198,7 @@
         <w:pStyle w:val="BodyText"/>
       </w:pPr>
       <w:r>
-        <w:t xml:space="preserve">The book has now described the brain’s cells and circuits, its strategies, the constraints that shaped them, and what follows for the way people live. What remains is to put these pieces together into one model of how the brain learns, and that is the task of Chapter 15.</w:t>
+        <w:t xml:space="preserve">Putting these pieces together into one model of how the brain learns is the task of Chapter 15.</w:t>
       </w:r>
     </w:p>
     <w:bookmarkEnd w:id="120"/>
